--- a/Proyecto Interno/review-food-security-paper/05_manuscript/draft-discussion.docx
+++ b/Proyecto Interno/review-food-security-paper/05_manuscript/draft-discussion.docx
@@ -25,6 +25,11 @@
     </w:p>
     <w:p>
       <w:pPr>
+        <w:pStyle w:val="Prrafodelista"/>
+        <w:numPr>
+          <w:ilvl w:val="0"/>
+          <w:numId w:val="3"/>
+        </w:numPr>
         <w:rPr>
           <w:rFonts w:ascii="Times New Roman" w:hAnsi="Times New Roman" w:cs="Times New Roman"/>
           <w:b/>
@@ -1197,6 +1202,11 @@
     </w:p>
     <w:p>
       <w:pPr>
+        <w:pStyle w:val="Prrafodelista"/>
+        <w:numPr>
+          <w:ilvl w:val="0"/>
+          <w:numId w:val="3"/>
+        </w:numPr>
         <w:rPr>
           <w:rFonts w:ascii="Times New Roman" w:hAnsi="Times New Roman" w:cs="Times New Roman"/>
           <w:b/>
@@ -2728,7 +2738,6 @@
           <w:lang w:val="es-MX"/>
         </w:rPr>
       </w:pPr>
-      <w:bookmarkStart w:id="0" w:name="_GoBack"/>
       <w:r>
         <w:rPr>
           <w:rFonts w:ascii="Times New Roman" w:hAnsi="Times New Roman" w:cs="Times New Roman"/>
@@ -3045,6 +3054,70 @@
           <w:szCs w:val="24"/>
           <w:lang w:val="es-MX"/>
         </w:rPr>
+        <w:t xml:space="preserve">, como muestra el apéndice X, promediaron variaciones nominales interanuales de apenas 0.1% - 0.3% y de entre -0.1% y -0.9% respectivamente en las tres ciudades, frente a un IPC general de la división de alimentos y bebidas no alcohólicas de 2.7% - 3.2% en el mismo año, es decir, estos alimentos se abarataron en términos </w:t>
+      </w:r>
+      <w:proofErr w:type="spellStart"/>
+      <w:r>
+        <w:rPr>
+          <w:rFonts w:ascii="Times New Roman" w:hAnsi="Times New Roman" w:cs="Times New Roman"/>
+          <w:color w:val="000000" w:themeColor="text1"/>
+          <w:sz w:val="24"/>
+          <w:szCs w:val="24"/>
+          <w:lang w:val="es-MX"/>
+        </w:rPr>
+        <w:t>relatitovos</w:t>
+      </w:r>
+      <w:proofErr w:type="spellEnd"/>
+      <w:r>
+        <w:rPr>
+          <w:rFonts w:ascii="Times New Roman" w:hAnsi="Times New Roman" w:cs="Times New Roman"/>
+          <w:color w:val="000000" w:themeColor="text1"/>
+          <w:sz w:val="24"/>
+          <w:szCs w:val="24"/>
+          <w:lang w:val="es-MX"/>
+        </w:rPr>
+        <w:t xml:space="preserve"> (explicar más claramente esto).  </w:t>
+      </w:r>
+      <w:r>
+        <w:rPr>
+          <w:rFonts w:ascii="Times New Roman" w:hAnsi="Times New Roman" w:cs="Times New Roman"/>
+          <w:color w:val="000000" w:themeColor="text1"/>
+          <w:sz w:val="24"/>
+          <w:szCs w:val="24"/>
+          <w:lang w:val="es-MX"/>
+        </w:rPr>
+        <w:t xml:space="preserve">Este resultado implica que la desinflación </w:t>
+      </w:r>
+      <w:proofErr w:type="spellStart"/>
+      <w:r>
+        <w:rPr>
+          <w:rFonts w:ascii="Times New Roman" w:hAnsi="Times New Roman" w:cs="Times New Roman"/>
+          <w:color w:val="000000" w:themeColor="text1"/>
+          <w:sz w:val="24"/>
+          <w:szCs w:val="24"/>
+          <w:lang w:val="es-MX"/>
+        </w:rPr>
+        <w:t>post-inflacionaria</w:t>
+      </w:r>
+      <w:proofErr w:type="spellEnd"/>
+      <w:r>
+        <w:rPr>
+          <w:rFonts w:ascii="Times New Roman" w:hAnsi="Times New Roman" w:cs="Times New Roman"/>
+          <w:color w:val="000000" w:themeColor="text1"/>
+          <w:sz w:val="24"/>
+          <w:szCs w:val="24"/>
+          <w:lang w:val="es-MX"/>
+        </w:rPr>
+        <w:t xml:space="preserve"> puede simultáneamente abaratar el acceso calórico básico en términos relativos sin aliviar proporcionalmente el costo de la adecuación nutricional</w:t>
+      </w:r>
+      <w:r>
+        <w:rPr>
+          <w:rFonts w:ascii="Times New Roman" w:hAnsi="Times New Roman" w:cs="Times New Roman"/>
+          <w:color w:val="000000" w:themeColor="text1"/>
+          <w:sz w:val="24"/>
+          <w:szCs w:val="24"/>
+          <w:lang w:val="es-MX"/>
+        </w:rPr>
         <w:t xml:space="preserve">, </w:t>
       </w:r>
       <w:r>
@@ -3055,94 +3128,9 @@
           <w:szCs w:val="24"/>
           <w:lang w:val="es-MX"/>
         </w:rPr>
-        <w:t>como muestra el apéndice X</w:t>
-      </w:r>
-      <w:r>
-        <w:rPr>
-          <w:rFonts w:ascii="Times New Roman" w:hAnsi="Times New Roman" w:cs="Times New Roman"/>
-          <w:color w:val="000000" w:themeColor="text1"/>
-          <w:sz w:val="24"/>
-          <w:szCs w:val="24"/>
-          <w:lang w:val="es-MX"/>
-        </w:rPr>
-        <w:t xml:space="preserve">, promediaron variaciones nominales interanuales de apenas 0.1% - 0.3% y de entre -0.1% y -0.9% respectivamente en las tres ciudades, frente a un IPC general de la división de alimentos y bebidas no alcohólicas de 2.7% - 3.2% en el mismo año, es decir, estos alimentos se abarataron en términos </w:t>
-      </w:r>
-      <w:proofErr w:type="spellStart"/>
-      <w:r>
-        <w:rPr>
-          <w:rFonts w:ascii="Times New Roman" w:hAnsi="Times New Roman" w:cs="Times New Roman"/>
-          <w:color w:val="000000" w:themeColor="text1"/>
-          <w:sz w:val="24"/>
-          <w:szCs w:val="24"/>
-          <w:lang w:val="es-MX"/>
-        </w:rPr>
-        <w:t>relatitovos</w:t>
-      </w:r>
-      <w:proofErr w:type="spellEnd"/>
-      <w:r>
-        <w:rPr>
-          <w:rFonts w:ascii="Times New Roman" w:hAnsi="Times New Roman" w:cs="Times New Roman"/>
-          <w:color w:val="000000" w:themeColor="text1"/>
-          <w:sz w:val="24"/>
-          <w:szCs w:val="24"/>
-          <w:lang w:val="es-MX"/>
-        </w:rPr>
-        <w:t xml:space="preserve"> (explicar más claramente esto).  </w:t>
-      </w:r>
-      <w:r>
-        <w:rPr>
-          <w:rFonts w:ascii="Times New Roman" w:hAnsi="Times New Roman" w:cs="Times New Roman"/>
-          <w:color w:val="000000" w:themeColor="text1"/>
-          <w:sz w:val="24"/>
-          <w:szCs w:val="24"/>
-          <w:lang w:val="es-MX"/>
-        </w:rPr>
-        <w:t xml:space="preserve">Este resultado implica que la desinflación </w:t>
-      </w:r>
-      <w:proofErr w:type="spellStart"/>
-      <w:r>
-        <w:rPr>
-          <w:rFonts w:ascii="Times New Roman" w:hAnsi="Times New Roman" w:cs="Times New Roman"/>
-          <w:color w:val="000000" w:themeColor="text1"/>
-          <w:sz w:val="24"/>
-          <w:szCs w:val="24"/>
-          <w:lang w:val="es-MX"/>
-        </w:rPr>
-        <w:t>post-inflacionaria</w:t>
-      </w:r>
-      <w:proofErr w:type="spellEnd"/>
-      <w:r>
-        <w:rPr>
-          <w:rFonts w:ascii="Times New Roman" w:hAnsi="Times New Roman" w:cs="Times New Roman"/>
-          <w:color w:val="000000" w:themeColor="text1"/>
-          <w:sz w:val="24"/>
-          <w:szCs w:val="24"/>
-          <w:lang w:val="es-MX"/>
-        </w:rPr>
-        <w:t xml:space="preserve"> puede simultáneamente abaratar el acceso calórico básico en términos relativos sin aliviar proporcionalmente el costo de la adecuación nutricional</w:t>
-      </w:r>
-      <w:r>
-        <w:rPr>
-          <w:rFonts w:ascii="Times New Roman" w:hAnsi="Times New Roman" w:cs="Times New Roman"/>
-          <w:color w:val="000000" w:themeColor="text1"/>
-          <w:sz w:val="24"/>
-          <w:szCs w:val="24"/>
-          <w:lang w:val="es-MX"/>
-        </w:rPr>
-        <w:t xml:space="preserve">, </w:t>
-      </w:r>
-      <w:r>
-        <w:rPr>
-          <w:rFonts w:ascii="Times New Roman" w:hAnsi="Times New Roman" w:cs="Times New Roman"/>
-          <w:color w:val="000000" w:themeColor="text1"/>
-          <w:sz w:val="24"/>
-          <w:szCs w:val="24"/>
-          <w:lang w:val="es-MX"/>
-        </w:rPr>
         <w:t xml:space="preserve">una asimetría con consecuencias distributivas relevantes para los hogares de menores ingresos que dependen de dietas basadas en feculentos. </w:t>
       </w:r>
     </w:p>
-    <w:bookmarkEnd w:id="0"/>
     <w:p>
       <w:pPr>
         <w:jc w:val="both"/>
@@ -3572,101 +3560,541 @@
     </w:p>
     <w:p>
       <w:pPr>
+        <w:pStyle w:val="Prrafodelista"/>
+        <w:numPr>
+          <w:ilvl w:val="0"/>
+          <w:numId w:val="3"/>
+        </w:numPr>
         <w:rPr>
           <w:rFonts w:ascii="Times New Roman" w:hAnsi="Times New Roman" w:cs="Times New Roman"/>
           <w:b/>
           <w:sz w:val="24"/>
           <w:szCs w:val="24"/>
-          <w:lang w:val="en-US"/>
         </w:rPr>
       </w:pPr>
-      <w:proofErr w:type="spellStart"/>
       <w:r>
         <w:rPr>
           <w:rFonts w:ascii="Times New Roman" w:hAnsi="Times New Roman" w:cs="Times New Roman"/>
           <w:b/>
           <w:sz w:val="24"/>
           <w:szCs w:val="24"/>
-          <w:lang w:val="en-US"/>
-        </w:rPr>
-        <w:t>Párrafo</w:t>
-      </w:r>
-      <w:proofErr w:type="spellEnd"/>
+        </w:rPr>
+        <w:t>A</w:t>
+      </w:r>
       <w:r>
         <w:rPr>
           <w:rFonts w:ascii="Times New Roman" w:hAnsi="Times New Roman" w:cs="Times New Roman"/>
           <w:b/>
           <w:sz w:val="24"/>
           <w:szCs w:val="24"/>
-          <w:lang w:val="en-US"/>
-        </w:rPr>
-        <w:t xml:space="preserve"> 3: </w:t>
-      </w:r>
-      <w:proofErr w:type="spellStart"/>
+        </w:rPr>
+        <w:t>limentos críticos</w:t>
+      </w:r>
       <w:r>
         <w:rPr>
           <w:rFonts w:ascii="Times New Roman" w:hAnsi="Times New Roman" w:cs="Times New Roman"/>
           <w:b/>
           <w:sz w:val="24"/>
           <w:szCs w:val="24"/>
-          <w:lang w:val="en-US"/>
-        </w:rPr>
-        <w:t>alimentos</w:t>
-      </w:r>
-      <w:proofErr w:type="spellEnd"/>
-      <w:r>
-        <w:rPr>
-          <w:rFonts w:ascii="Times New Roman" w:hAnsi="Times New Roman" w:cs="Times New Roman"/>
-          <w:b/>
-          <w:sz w:val="24"/>
-          <w:szCs w:val="24"/>
-          <w:lang w:val="en-US"/>
-        </w:rPr>
-        <w:t xml:space="preserve"> </w:t>
-      </w:r>
-      <w:proofErr w:type="spellStart"/>
-      <w:r>
-        <w:rPr>
-          <w:rFonts w:ascii="Times New Roman" w:hAnsi="Times New Roman" w:cs="Times New Roman"/>
-          <w:b/>
-          <w:sz w:val="24"/>
-          <w:szCs w:val="24"/>
-          <w:lang w:val="en-US"/>
-        </w:rPr>
-        <w:t>críticos</w:t>
-      </w:r>
-      <w:proofErr w:type="spellEnd"/>
-      <w:r>
-        <w:rPr>
-          <w:rFonts w:ascii="Times New Roman" w:hAnsi="Times New Roman" w:cs="Times New Roman"/>
-          <w:b/>
-          <w:sz w:val="24"/>
-          <w:szCs w:val="24"/>
-          <w:lang w:val="en-US"/>
-        </w:rPr>
-        <w:t xml:space="preserve"> y </w:t>
-      </w:r>
-      <w:proofErr w:type="spellStart"/>
-      <w:r>
-        <w:rPr>
-          <w:rFonts w:ascii="Times New Roman" w:hAnsi="Times New Roman" w:cs="Times New Roman"/>
-          <w:b/>
-          <w:sz w:val="24"/>
-          <w:szCs w:val="24"/>
-          <w:lang w:val="en-US"/>
-        </w:rPr>
-        <w:t>composición</w:t>
-      </w:r>
-      <w:proofErr w:type="spellEnd"/>
+        </w:rPr>
+        <w:t xml:space="preserve"> y composición</w:t>
+      </w:r>
     </w:p>
     <w:p>
       <w:pPr>
-        <w:rPr>
-          <w:rFonts w:ascii="Times New Roman" w:hAnsi="Times New Roman" w:cs="Times New Roman"/>
-          <w:b/>
-          <w:sz w:val="24"/>
-          <w:szCs w:val="24"/>
-          <w:lang w:val="en-US"/>
+        <w:jc w:val="both"/>
+        <w:rPr>
+          <w:rFonts w:ascii="Times New Roman" w:hAnsi="Times New Roman" w:cs="Times New Roman"/>
+          <w:sz w:val="24"/>
+          <w:szCs w:val="24"/>
+        </w:rPr>
+      </w:pPr>
+      <w:r>
+        <w:rPr>
+          <w:rFonts w:ascii="Times New Roman" w:hAnsi="Times New Roman" w:cs="Times New Roman"/>
+          <w:sz w:val="24"/>
+          <w:szCs w:val="24"/>
+        </w:rPr>
+        <w:t xml:space="preserve">Tres nutrientes resultaron vinculantes en el 100% de los meses en las tres ciudades --- calcio, sodio y vitamina C ---, un patrón consistente con estudios previos para contextos similares [AÑADIR CITAS: estudios que identifiquen estos mismos nutrientes como limitantes en dietas de costo mínimo en LAC o países de ingreso medio; </w:t>
+      </w:r>
+      <w:proofErr w:type="spellStart"/>
+      <w:r>
+        <w:rPr>
+          <w:rFonts w:ascii="Times New Roman" w:hAnsi="Times New Roman" w:cs="Times New Roman"/>
+          <w:sz w:val="24"/>
+          <w:szCs w:val="24"/>
+        </w:rPr>
+        <w:t>Yoshioka</w:t>
+      </w:r>
+      <w:proofErr w:type="spellEnd"/>
+      <w:r>
+        <w:rPr>
+          <w:rFonts w:ascii="Times New Roman" w:hAnsi="Times New Roman" w:cs="Times New Roman"/>
+          <w:sz w:val="24"/>
+          <w:szCs w:val="24"/>
+        </w:rPr>
+        <w:t>-Vargas et al. (2025) ya identificó calcio y vitamina C para Cali]</w:t>
+      </w:r>
+      <w:r>
+        <w:rPr>
+          <w:rFonts w:ascii="Times New Roman" w:hAnsi="Times New Roman" w:cs="Times New Roman"/>
+          <w:sz w:val="24"/>
+          <w:szCs w:val="24"/>
+        </w:rPr>
+        <w:t xml:space="preserve">. </w:t>
+      </w:r>
+      <w:r>
+        <w:rPr>
+          <w:rFonts w:ascii="Times New Roman" w:hAnsi="Times New Roman" w:cs="Times New Roman"/>
+          <w:sz w:val="24"/>
+          <w:szCs w:val="24"/>
+        </w:rPr>
+        <w:t xml:space="preserve">Al analizar la dieta </w:t>
+      </w:r>
+      <w:proofErr w:type="spellStart"/>
+      <w:r>
+        <w:rPr>
+          <w:rFonts w:ascii="Times New Roman" w:hAnsi="Times New Roman" w:cs="Times New Roman"/>
+          <w:sz w:val="24"/>
+          <w:szCs w:val="24"/>
+        </w:rPr>
+        <w:t>CoNA</w:t>
+      </w:r>
+      <w:proofErr w:type="spellEnd"/>
+      <w:r>
+        <w:rPr>
+          <w:rFonts w:ascii="Times New Roman" w:hAnsi="Times New Roman" w:cs="Times New Roman"/>
+          <w:sz w:val="24"/>
+          <w:szCs w:val="24"/>
+        </w:rPr>
+        <w:t>, identificamos que el calcio es la restricción estructuralmente más costosa del sistema --- un resultado consistente con evidencia internacional que documenta que países donde los productos lácteos son relativamente caros enfrentan SPE de calcio sistemáticamente altos (Bai et al., 2022b), con evidencia regional que confirma que el calcio fue el nutriente más costoso de satisfacer en todos los estratos de ingreso analizados en Brasil (</w:t>
+      </w:r>
+      <w:proofErr w:type="spellStart"/>
+      <w:r>
+        <w:rPr>
+          <w:rFonts w:ascii="Times New Roman" w:hAnsi="Times New Roman" w:cs="Times New Roman"/>
+          <w:sz w:val="24"/>
+          <w:szCs w:val="24"/>
+        </w:rPr>
+        <w:t>Verly</w:t>
+      </w:r>
+      <w:proofErr w:type="spellEnd"/>
+      <w:r>
+        <w:rPr>
+          <w:rFonts w:ascii="Times New Roman" w:hAnsi="Times New Roman" w:cs="Times New Roman"/>
+          <w:sz w:val="24"/>
+          <w:szCs w:val="24"/>
+        </w:rPr>
+        <w:t xml:space="preserve"> et al., 2020, 2021), y con el estudio </w:t>
+      </w:r>
+      <w:r>
+        <w:rPr>
+          <w:rFonts w:ascii="Times New Roman" w:hAnsi="Times New Roman" w:cs="Times New Roman"/>
+          <w:sz w:val="24"/>
+          <w:szCs w:val="24"/>
+        </w:rPr>
+        <w:lastRenderedPageBreak/>
+        <w:t xml:space="preserve">previo para Cali de </w:t>
+      </w:r>
+      <w:proofErr w:type="spellStart"/>
+      <w:r>
+        <w:rPr>
+          <w:rFonts w:ascii="Times New Roman" w:hAnsi="Times New Roman" w:cs="Times New Roman"/>
+          <w:sz w:val="24"/>
+          <w:szCs w:val="24"/>
+        </w:rPr>
+        <w:t>Yoshioka</w:t>
+      </w:r>
+      <w:proofErr w:type="spellEnd"/>
+      <w:r>
+        <w:rPr>
+          <w:rFonts w:ascii="Times New Roman" w:hAnsi="Times New Roman" w:cs="Times New Roman"/>
+          <w:sz w:val="24"/>
+          <w:szCs w:val="24"/>
+        </w:rPr>
+        <w:t xml:space="preserve">-Vargas et al. (2025), que identifica calcio, vitamina C y zinc como los tres nutrientes limitantes más frecuentes --- exactamente los mismos que este estudio documenta como universalmente vinculantes en las tres ciudades. La leche pasteurizada provee entre el 64% y el 85% del calcio total del </w:t>
+      </w:r>
+      <w:proofErr w:type="spellStart"/>
+      <w:r>
+        <w:rPr>
+          <w:rFonts w:ascii="Times New Roman" w:hAnsi="Times New Roman" w:cs="Times New Roman"/>
+          <w:sz w:val="24"/>
+          <w:szCs w:val="24"/>
+        </w:rPr>
+        <w:t>CoNA</w:t>
+      </w:r>
+      <w:proofErr w:type="spellEnd"/>
+      <w:r>
+        <w:rPr>
+          <w:rFonts w:ascii="Times New Roman" w:hAnsi="Times New Roman" w:cs="Times New Roman"/>
+          <w:sz w:val="24"/>
+          <w:szCs w:val="24"/>
+        </w:rPr>
+        <w:t xml:space="preserve"> óptimo y entre el 97% y el 99% de la vitamina B12, concentrando además entre el 35,1% y el 40,6% del costo total del </w:t>
+      </w:r>
+      <w:proofErr w:type="spellStart"/>
+      <w:r>
+        <w:rPr>
+          <w:rFonts w:ascii="Times New Roman" w:hAnsi="Times New Roman" w:cs="Times New Roman"/>
+          <w:sz w:val="24"/>
+          <w:szCs w:val="24"/>
+        </w:rPr>
+        <w:t>CoNA</w:t>
+      </w:r>
+      <w:proofErr w:type="spellEnd"/>
+      <w:r>
+        <w:rPr>
+          <w:rFonts w:ascii="Times New Roman" w:hAnsi="Times New Roman" w:cs="Times New Roman"/>
+          <w:sz w:val="24"/>
+          <w:szCs w:val="24"/>
+        </w:rPr>
+        <w:t xml:space="preserve"> (véase </w:t>
+      </w:r>
+      <w:proofErr w:type="spellStart"/>
+      <w:r>
+        <w:rPr>
+          <w:rFonts w:ascii="Times New Roman" w:hAnsi="Times New Roman" w:cs="Times New Roman"/>
+          <w:sz w:val="24"/>
+          <w:szCs w:val="24"/>
+        </w:rPr>
+        <w:t>Apéndice~X</w:t>
+      </w:r>
+      <w:proofErr w:type="spellEnd"/>
+      <w:r>
+        <w:rPr>
+          <w:rFonts w:ascii="Times New Roman" w:hAnsi="Times New Roman" w:cs="Times New Roman"/>
+          <w:sz w:val="24"/>
+          <w:szCs w:val="24"/>
+        </w:rPr>
+        <w:t>). Esta concentración, tanto nutricional como económica, en un único alimento expone el costo de la adecuación nutricional al precio relativo de la leche pasteurizada --- una vulnerabilidad documentada en otros países de ingreso medio donde los lácteos son caros pero no subsidiados (</w:t>
+      </w:r>
+      <w:proofErr w:type="spellStart"/>
+      <w:r>
+        <w:rPr>
+          <w:rFonts w:ascii="Times New Roman" w:hAnsi="Times New Roman" w:cs="Times New Roman"/>
+          <w:sz w:val="24"/>
+          <w:szCs w:val="24"/>
+        </w:rPr>
+        <w:t>Passarelli</w:t>
+      </w:r>
+      <w:proofErr w:type="spellEnd"/>
+      <w:r>
+        <w:rPr>
+          <w:rFonts w:ascii="Times New Roman" w:hAnsi="Times New Roman" w:cs="Times New Roman"/>
+          <w:sz w:val="24"/>
+          <w:szCs w:val="24"/>
+        </w:rPr>
+        <w:t xml:space="preserve"> et al., 2024; Bai et al., 2022b) ---, lo que sugiere que las intervenciones más costo-efectivas son aquellas que actúan directamente sobre ese alimento, en lugar de intervenciones </w:t>
+      </w:r>
+      <w:proofErr w:type="spellStart"/>
+      <w:r>
+        <w:rPr>
+          <w:rFonts w:ascii="Times New Roman" w:hAnsi="Times New Roman" w:cs="Times New Roman"/>
+          <w:sz w:val="24"/>
+          <w:szCs w:val="24"/>
+        </w:rPr>
+        <w:t>dietarias</w:t>
+      </w:r>
+      <w:proofErr w:type="spellEnd"/>
+      <w:r>
+        <w:rPr>
+          <w:rFonts w:ascii="Times New Roman" w:hAnsi="Times New Roman" w:cs="Times New Roman"/>
+          <w:sz w:val="24"/>
+          <w:szCs w:val="24"/>
+        </w:rPr>
+        <w:t xml:space="preserve"> generales (</w:t>
+      </w:r>
+      <w:proofErr w:type="spellStart"/>
+      <w:r>
+        <w:rPr>
+          <w:rFonts w:ascii="Times New Roman" w:hAnsi="Times New Roman" w:cs="Times New Roman"/>
+          <w:sz w:val="24"/>
+          <w:szCs w:val="24"/>
+        </w:rPr>
+        <w:t>Frega</w:t>
+      </w:r>
+      <w:proofErr w:type="spellEnd"/>
+      <w:r>
+        <w:rPr>
+          <w:rFonts w:ascii="Times New Roman" w:hAnsi="Times New Roman" w:cs="Times New Roman"/>
+          <w:sz w:val="24"/>
+          <w:szCs w:val="24"/>
+        </w:rPr>
+        <w:t xml:space="preserve"> et al., 2012; Schneider, 2022). Las diferencias </w:t>
+      </w:r>
+      <w:proofErr w:type="spellStart"/>
+      <w:r>
+        <w:rPr>
+          <w:rFonts w:ascii="Times New Roman" w:hAnsi="Times New Roman" w:cs="Times New Roman"/>
+          <w:sz w:val="24"/>
+          <w:szCs w:val="24"/>
+        </w:rPr>
+        <w:t>intercidades</w:t>
+      </w:r>
+      <w:proofErr w:type="spellEnd"/>
+      <w:r>
+        <w:rPr>
+          <w:rFonts w:ascii="Times New Roman" w:hAnsi="Times New Roman" w:cs="Times New Roman"/>
+          <w:sz w:val="24"/>
+          <w:szCs w:val="24"/>
+        </w:rPr>
+        <w:t xml:space="preserve"> en el SPE del calcio son consistentes con las diferencias en la inflación de la leche entre mercados: en 2022--2023, Cali registró la inflación de leche más alta entre las tres ciudades (26,7% y 20,5% respectivamente), seguida de Medellín (25,3% y 19,2%) y Bogotá (24,4% y 17,3%), y en 2024 la desinflación de leche fue más contenida en Cali (4,8%) que en Bogotá (2,5%), lo que es consistente con el hecho de que el SPE del calcio siga siendo más elevado en esa ciudad. La tendencia creciente del SPE del calcio a lo largo del período --- de 0,304--0,498 en 2019 a 0,386--0,601 en 2024 según ciudad y miembro --- indica que el costo marginal de satisfacer los requerimientos de calcio está aumentando, agravando esta vulnerabilidad en un contexto de encarecimiento real sostenido de los lácteos (FAO, 2023; [AÑADIR CITA específica para Colombia o LAC]).</w:t>
+      </w:r>
+    </w:p>
+    <w:p>
+      <w:pPr>
+        <w:rPr>
+          <w:rFonts w:ascii="Times New Roman" w:hAnsi="Times New Roman" w:cs="Times New Roman"/>
+          <w:sz w:val="24"/>
+          <w:szCs w:val="24"/>
+        </w:rPr>
+      </w:pPr>
+      <w:r>
+        <w:rPr>
+          <w:rFonts w:ascii="Times New Roman" w:hAnsi="Times New Roman" w:cs="Times New Roman"/>
+          <w:sz w:val="24"/>
+          <w:szCs w:val="24"/>
+        </w:rPr>
+        <w:t xml:space="preserve">El perfil de restricciones varía entre miembros del hogar de manera que refleja diferencias en los requerimientos nutricionales: el calcio es más costoso para la niña de 10--14 años (SPE: 0,486--0,523), cuyas necesidades durante el crecimiento son las más altas del ciclo de vida; en contraste, para el hombre adulto el zinc supera al calcio como restricción más costosa en Bogotá y Medellín (SPE medio: 0,564 y 0,486), lo cual coincide con evidencia global que muestra que el zinc tiende a ser una restricción comparativamente más relevante en hombres adultos (Bai et al., 2022b). Las diferencias </w:t>
+      </w:r>
+      <w:proofErr w:type="spellStart"/>
+      <w:r>
+        <w:rPr>
+          <w:rFonts w:ascii="Times New Roman" w:hAnsi="Times New Roman" w:cs="Times New Roman"/>
+          <w:sz w:val="24"/>
+          <w:szCs w:val="24"/>
+        </w:rPr>
+        <w:t>intercidades</w:t>
+      </w:r>
+      <w:proofErr w:type="spellEnd"/>
+      <w:r>
+        <w:rPr>
+          <w:rFonts w:ascii="Times New Roman" w:hAnsi="Times New Roman" w:cs="Times New Roman"/>
+          <w:sz w:val="24"/>
+          <w:szCs w:val="24"/>
+        </w:rPr>
+        <w:t xml:space="preserve"> en el SPE del zinc para el hombre adulto también son explicables por la inflación diferenciada de las legumbres secas entre mercados: en 2022, Cali registró una inflación de legumbres del 32,0%, frente al 22,2% de Bogotá y el 27,3% de Medellín, lo que se tradujo en una mayor presión sobre el costo de satisfacer la restricción de zinc en ese año. </w:t>
+      </w:r>
+      <w:r>
+        <w:rPr>
+          <w:rFonts w:ascii="Times New Roman" w:hAnsi="Times New Roman" w:cs="Times New Roman"/>
+          <w:sz w:val="24"/>
+          <w:szCs w:val="24"/>
+        </w:rPr>
+        <w:t xml:space="preserve">A diferencia de la relativa estabilidad temporal del SPE del calcio, el zinc muestra alta variabilidad, oscilando entre 0,010 y 0,718 para el hombre adulto a lo largo del período según ciudad, reflejo directo de la mayor volatilidad de precios de las legumbres secas respecto a los lácteos: la desviación estándar de la variación interanual del IPC de legumbres secas (19,9--23,2 según ciudad) casi duplica la de la leche (12,0--13,4), con un rango de variación de entre --22,5% y 64,9% frente a --2,8% y 41,4% </w:t>
+      </w:r>
+      <w:proofErr w:type="spellStart"/>
+      <w:r>
+        <w:rPr>
+          <w:rFonts w:ascii="Times New Roman" w:hAnsi="Times New Roman" w:cs="Times New Roman"/>
+          <w:sz w:val="24"/>
+          <w:szCs w:val="24"/>
+        </w:rPr>
+        <w:t>respectivamente.</w:t>
+      </w:r>
+      <w:r>
+        <w:rPr>
+          <w:rFonts w:ascii="Times New Roman" w:hAnsi="Times New Roman" w:cs="Times New Roman"/>
+          <w:sz w:val="24"/>
+          <w:szCs w:val="24"/>
+        </w:rPr>
+        <w:t xml:space="preserve"> </w:t>
+      </w:r>
+      <w:r>
+        <w:rPr>
+          <w:rFonts w:ascii="Times New Roman" w:hAnsi="Times New Roman" w:cs="Times New Roman"/>
+          <w:sz w:val="24"/>
+          <w:szCs w:val="24"/>
+        </w:rPr>
+        <w:t>L</w:t>
+      </w:r>
+      <w:proofErr w:type="spellEnd"/>
+      <w:r>
+        <w:rPr>
+          <w:rFonts w:ascii="Times New Roman" w:hAnsi="Times New Roman" w:cs="Times New Roman"/>
+          <w:sz w:val="24"/>
+          <w:szCs w:val="24"/>
+        </w:rPr>
+        <w:t>a heterogeneidad en los perfiles de restricción entre miembros del hogar implica que el costo de la adecuación nutricional no puede ignorar la dimensión demográfica, pues la restricción vinculante varía según el miembro, y las políticas que operan sobre el promedio del hogar pueden ser ineficientes para los grupos más vulnerables (Bai et al., 2022a; Masters et al., 2018).</w:t>
+      </w:r>
+    </w:p>
+    <w:p>
+      <w:pPr>
+        <w:jc w:val="both"/>
+        <w:rPr>
+          <w:rFonts w:ascii="Times New Roman" w:hAnsi="Times New Roman" w:cs="Times New Roman"/>
+          <w:sz w:val="24"/>
+          <w:szCs w:val="24"/>
+        </w:rPr>
+      </w:pPr>
+      <w:r>
+        <w:rPr>
+          <w:rFonts w:ascii="Times New Roman" w:hAnsi="Times New Roman" w:cs="Times New Roman"/>
+          <w:sz w:val="24"/>
+          <w:szCs w:val="24"/>
+        </w:rPr>
+        <w:lastRenderedPageBreak/>
+        <w:t xml:space="preserve">Un hallazgo análogo emerge del análisis del </w:t>
+      </w:r>
+      <w:proofErr w:type="spellStart"/>
+      <w:r>
+        <w:rPr>
+          <w:rFonts w:ascii="Times New Roman" w:hAnsi="Times New Roman" w:cs="Times New Roman"/>
+          <w:sz w:val="24"/>
+          <w:szCs w:val="24"/>
+        </w:rPr>
+        <w:t>CoRD</w:t>
+      </w:r>
+      <w:proofErr w:type="spellEnd"/>
+      <w:r>
+        <w:rPr>
+          <w:rFonts w:ascii="Times New Roman" w:hAnsi="Times New Roman" w:cs="Times New Roman"/>
+          <w:sz w:val="24"/>
+          <w:szCs w:val="24"/>
+        </w:rPr>
+        <w:t xml:space="preserve">. A diferencia del </w:t>
+      </w:r>
+      <w:proofErr w:type="spellStart"/>
+      <w:r>
+        <w:rPr>
+          <w:rFonts w:ascii="Times New Roman" w:hAnsi="Times New Roman" w:cs="Times New Roman"/>
+          <w:sz w:val="24"/>
+          <w:szCs w:val="24"/>
+        </w:rPr>
+        <w:t>CoNA</w:t>
+      </w:r>
+      <w:proofErr w:type="spellEnd"/>
+      <w:r>
+        <w:rPr>
+          <w:rFonts w:ascii="Times New Roman" w:hAnsi="Times New Roman" w:cs="Times New Roman"/>
+          <w:sz w:val="24"/>
+          <w:szCs w:val="24"/>
+        </w:rPr>
+        <w:t xml:space="preserve">, cuya composición varía entre ciudades en función de los precios relativos locales, la estructura de porciones del </w:t>
+      </w:r>
+      <w:proofErr w:type="spellStart"/>
+      <w:r>
+        <w:rPr>
+          <w:rFonts w:ascii="Times New Roman" w:hAnsi="Times New Roman" w:cs="Times New Roman"/>
+          <w:sz w:val="24"/>
+          <w:szCs w:val="24"/>
+        </w:rPr>
+        <w:t>CoRD</w:t>
+      </w:r>
+      <w:proofErr w:type="spellEnd"/>
+      <w:r>
+        <w:rPr>
+          <w:rFonts w:ascii="Times New Roman" w:hAnsi="Times New Roman" w:cs="Times New Roman"/>
+          <w:sz w:val="24"/>
+          <w:szCs w:val="24"/>
+        </w:rPr>
+        <w:t xml:space="preserve"> es prácticamente idéntica en las tres ciudades --- una consecuencia directa de que las GABA fijan las cantidades recomendadas por grupo alimentario independientemente del contexto local. Esto implica que las diferencias de costo del </w:t>
+      </w:r>
+      <w:proofErr w:type="spellStart"/>
+      <w:r>
+        <w:rPr>
+          <w:rFonts w:ascii="Times New Roman" w:hAnsi="Times New Roman" w:cs="Times New Roman"/>
+          <w:sz w:val="24"/>
+          <w:szCs w:val="24"/>
+        </w:rPr>
+        <w:t>CoRD</w:t>
+      </w:r>
+      <w:proofErr w:type="spellEnd"/>
+      <w:r>
+        <w:rPr>
+          <w:rFonts w:ascii="Times New Roman" w:hAnsi="Times New Roman" w:cs="Times New Roman"/>
+          <w:sz w:val="24"/>
+          <w:szCs w:val="24"/>
+        </w:rPr>
+        <w:t xml:space="preserve"> entre ciudades reflejan exclusivamente diferencias en los precios locales de los alimentos seleccionados dentro de cada grupo, no diferencias en la estructura </w:t>
+      </w:r>
+      <w:proofErr w:type="spellStart"/>
+      <w:r>
+        <w:rPr>
+          <w:rFonts w:ascii="Times New Roman" w:hAnsi="Times New Roman" w:cs="Times New Roman"/>
+          <w:sz w:val="24"/>
+          <w:szCs w:val="24"/>
+        </w:rPr>
+        <w:t>dietaria</w:t>
+      </w:r>
+      <w:proofErr w:type="spellEnd"/>
+      <w:r>
+        <w:rPr>
+          <w:rFonts w:ascii="Times New Roman" w:hAnsi="Times New Roman" w:cs="Times New Roman"/>
+          <w:sz w:val="24"/>
+          <w:szCs w:val="24"/>
+        </w:rPr>
+        <w:t xml:space="preserve">. </w:t>
+      </w:r>
+      <w:r>
+        <w:rPr>
+          <w:rFonts w:ascii="Times New Roman" w:hAnsi="Times New Roman" w:cs="Times New Roman"/>
+          <w:sz w:val="24"/>
+          <w:szCs w:val="24"/>
+        </w:rPr>
+        <w:t xml:space="preserve">Las diferencias en el grupo de frutas ilustran este mecanismo con claridad: Bogotá selecciona guayaba como fuente primaria de vitamina C (COP 500/100g real), porque en ese mercado resulta más barata que las moras (COP 687) y comparable a las naranjas (COP 374), mientras que en Cali y Medellín la guayaba (COP 547 y COP 521 respectivamente) es sustituida por naranjas (COP 233 en Cali y COP 305 en Medellín), cuyo precio relativo por unidad de vitamina C es considerablemente más bajo. Este resultado es consistente con lo documentado por </w:t>
+      </w:r>
+      <w:proofErr w:type="spellStart"/>
+      <w:r>
+        <w:rPr>
+          <w:rFonts w:ascii="Times New Roman" w:hAnsi="Times New Roman" w:cs="Times New Roman"/>
+          <w:sz w:val="24"/>
+          <w:szCs w:val="24"/>
+        </w:rPr>
+        <w:t>Yoshioka</w:t>
+      </w:r>
+      <w:proofErr w:type="spellEnd"/>
+      <w:r>
+        <w:rPr>
+          <w:rFonts w:ascii="Times New Roman" w:hAnsi="Times New Roman" w:cs="Times New Roman"/>
+          <w:sz w:val="24"/>
+          <w:szCs w:val="24"/>
+        </w:rPr>
+        <w:t xml:space="preserve">-Vargas et al. (2025) sobre la selección de fuentes de vitamina C según precio relativo en dietas de costo mínimo. En leguminosas, Bogotá selecciona garbanzo junto a arveja seca porque el garbanzo (COP 421/100g) es más barato que las lentejas (COP 462) en ese mercado, mientras que en Cali y Medellín las lentejas (COP 396 y COP 487 respectivamente) resultan más accesibles que el garbanzo, que no aparece disponible en esos mercados. En verduras y lácteos, Cali es la más diversa: es la única ciudad que incorpora cuatro verduras (arveja verde, cebolla, repollo y zanahoria) y que añade queso junto a la leche pasteurizada en el grupo de lácteos. La asimetría entre porciones y peso económico es pronunciada en todas las ciudades: los lácteos, con apenas 4,16--4,31 porciones diarias, concentran entre el 64,9% y el 66,2% del costo total del </w:t>
+      </w:r>
+      <w:proofErr w:type="spellStart"/>
+      <w:r>
+        <w:rPr>
+          <w:rFonts w:ascii="Times New Roman" w:hAnsi="Times New Roman" w:cs="Times New Roman"/>
+          <w:sz w:val="24"/>
+          <w:szCs w:val="24"/>
+        </w:rPr>
+        <w:t>CoRD</w:t>
+      </w:r>
+      <w:proofErr w:type="spellEnd"/>
+      <w:r>
+        <w:rPr>
+          <w:rFonts w:ascii="Times New Roman" w:hAnsi="Times New Roman" w:cs="Times New Roman"/>
+          <w:sz w:val="24"/>
+          <w:szCs w:val="24"/>
+        </w:rPr>
+        <w:t xml:space="preserve">, mientras que las grasas --- el grupo con mayor volumen de porciones (4,51--4,67) --- representan apenas el 3,8%--4,8% del costo total, confirmando que el costo de las dietas basadas en guías alimentarias está dominado por los alimentos de mayor densidad de micronutrientes de difícil obtención, independientemente de su volumen de porciones (Masters et al., 2018). Desde el punto de vista nutricional, entre el 74,1% y el 90,2% de las combinaciones nutriente--miembro--mes se sitúan dentro del rango de ingesta seguro a lo largo del período, con la vitamina C como único nutriente con incumplimiento sistemático del mínimo en las tres ciudades, particularmente en Medellín --- resultado coherente con la sustitución de guayaba por frutas de menor densidad de vitamina C en ese mercado (véase </w:t>
+      </w:r>
+      <w:proofErr w:type="spellStart"/>
+      <w:r>
+        <w:rPr>
+          <w:rFonts w:ascii="Times New Roman" w:hAnsi="Times New Roman" w:cs="Times New Roman"/>
+          <w:sz w:val="24"/>
+          <w:szCs w:val="24"/>
+        </w:rPr>
+        <w:t>Apéndice~C</w:t>
+      </w:r>
+      <w:proofErr w:type="spellEnd"/>
+      <w:r>
+        <w:rPr>
+          <w:rFonts w:ascii="Times New Roman" w:hAnsi="Times New Roman" w:cs="Times New Roman"/>
+          <w:sz w:val="24"/>
+          <w:szCs w:val="24"/>
+        </w:rPr>
+        <w:t>).</w:t>
+      </w:r>
+    </w:p>
+    <w:p>
+      <w:pPr>
+        <w:rPr>
+          <w:rFonts w:ascii="Times New Roman" w:hAnsi="Times New Roman" w:cs="Times New Roman"/>
+          <w:sz w:val="24"/>
+          <w:szCs w:val="24"/>
         </w:rPr>
       </w:pPr>
     </w:p>
@@ -3677,20 +4105,64 @@
           <w:b/>
           <w:sz w:val="24"/>
           <w:szCs w:val="24"/>
-          <w:lang w:val="en-US"/>
+          <w:highlight w:val="yellow"/>
+          <w:lang w:val="es-MX"/>
         </w:rPr>
       </w:pPr>
+      <w:r>
+        <w:rPr>
+          <w:rFonts w:ascii="Times New Roman" w:hAnsi="Times New Roman" w:cs="Times New Roman"/>
+          <w:b/>
+          <w:sz w:val="24"/>
+          <w:szCs w:val="24"/>
+          <w:highlight w:val="yellow"/>
+          <w:lang w:val="es-MX"/>
+        </w:rPr>
+        <w:t>Párrafo</w:t>
+      </w:r>
+      <w:r>
+        <w:rPr>
+          <w:rFonts w:ascii="Times New Roman" w:hAnsi="Times New Roman" w:cs="Times New Roman"/>
+          <w:b/>
+          <w:sz w:val="24"/>
+          <w:szCs w:val="24"/>
+          <w:highlight w:val="yellow"/>
+          <w:lang w:val="es-MX"/>
+        </w:rPr>
+        <w:t>s 4 y 5</w:t>
+      </w:r>
+      <w:r>
+        <w:rPr>
+          <w:rFonts w:ascii="Times New Roman" w:hAnsi="Times New Roman" w:cs="Times New Roman"/>
+          <w:b/>
+          <w:sz w:val="24"/>
+          <w:szCs w:val="24"/>
+          <w:highlight w:val="yellow"/>
+          <w:lang w:val="es-MX"/>
+        </w:rPr>
+        <w:t>: problema de asequibilidad y el caso de Cali</w:t>
+      </w:r>
     </w:p>
     <w:p>
       <w:pPr>
         <w:rPr>
           <w:rFonts w:ascii="Times New Roman" w:hAnsi="Times New Roman" w:cs="Times New Roman"/>
-          <w:b/>
-          <w:sz w:val="24"/>
-          <w:szCs w:val="24"/>
+          <w:sz w:val="24"/>
+          <w:szCs w:val="24"/>
+          <w:highlight w:val="yellow"/>
           <w:lang w:val="en-US"/>
         </w:rPr>
       </w:pPr>
+      <w:r>
+        <w:rPr>
+          <w:rFonts w:ascii="Times New Roman" w:hAnsi="Times New Roman" w:cs="Times New Roman"/>
+          <w:sz w:val="24"/>
+          <w:szCs w:val="24"/>
+          <w:highlight w:val="yellow"/>
+          <w:lang w:val="en-US"/>
+        </w:rPr>
+        <w:t>Our primary finding is that…</w:t>
+      </w:r>
     </w:p>
     <w:p>
       <w:pPr>
@@ -3699,9 +4171,43 @@
           <w:b/>
           <w:sz w:val="24"/>
           <w:szCs w:val="24"/>
-          <w:lang w:val="en-US"/>
+          <w:highlight w:val="yellow"/>
+          <w:lang w:val="es-MX"/>
         </w:rPr>
       </w:pPr>
+      <w:r>
+        <w:rPr>
+          <w:rFonts w:ascii="Times New Roman" w:hAnsi="Times New Roman" w:cs="Times New Roman"/>
+          <w:b/>
+          <w:sz w:val="24"/>
+          <w:szCs w:val="24"/>
+          <w:highlight w:val="yellow"/>
+          <w:lang w:val="es-MX"/>
+        </w:rPr>
+        <w:t xml:space="preserve">Párrafo </w:t>
+      </w:r>
+      <w:r>
+        <w:rPr>
+          <w:rFonts w:ascii="Times New Roman" w:hAnsi="Times New Roman" w:cs="Times New Roman"/>
+          <w:b/>
+          <w:sz w:val="24"/>
+          <w:szCs w:val="24"/>
+          <w:highlight w:val="yellow"/>
+          <w:lang w:val="es-MX"/>
+        </w:rPr>
+        <w:t>6</w:t>
+      </w:r>
+      <w:r>
+        <w:rPr>
+          <w:rFonts w:ascii="Times New Roman" w:hAnsi="Times New Roman" w:cs="Times New Roman"/>
+          <w:b/>
+          <w:sz w:val="24"/>
+          <w:szCs w:val="24"/>
+          <w:highlight w:val="yellow"/>
+          <w:lang w:val="es-MX"/>
+        </w:rPr>
+        <w:t>: falta absoluta de ingresos y comparación con indicadores de pobreza</w:t>
+      </w:r>
     </w:p>
     <w:p>
       <w:pPr>
@@ -3710,9 +4216,68 @@
           <w:b/>
           <w:sz w:val="24"/>
           <w:szCs w:val="24"/>
-          <w:lang w:val="en-US"/>
+          <w:lang w:val="es-MX"/>
         </w:rPr>
       </w:pPr>
+      <w:r>
+        <w:rPr>
+          <w:rFonts w:ascii="Times New Roman" w:hAnsi="Times New Roman" w:cs="Times New Roman"/>
+          <w:b/>
+          <w:sz w:val="24"/>
+          <w:szCs w:val="24"/>
+          <w:highlight w:val="yellow"/>
+          <w:lang w:val="es-MX"/>
+        </w:rPr>
+        <w:t xml:space="preserve">Párrafo </w:t>
+      </w:r>
+      <w:r>
+        <w:rPr>
+          <w:rFonts w:ascii="Times New Roman" w:hAnsi="Times New Roman" w:cs="Times New Roman"/>
+          <w:b/>
+          <w:sz w:val="24"/>
+          <w:szCs w:val="24"/>
+          <w:highlight w:val="yellow"/>
+          <w:lang w:val="es-MX"/>
+        </w:rPr>
+        <w:t>7</w:t>
+      </w:r>
+      <w:r>
+        <w:rPr>
+          <w:rFonts w:ascii="Times New Roman" w:hAnsi="Times New Roman" w:cs="Times New Roman"/>
+          <w:b/>
+          <w:sz w:val="24"/>
+          <w:szCs w:val="24"/>
+          <w:highlight w:val="yellow"/>
+          <w:lang w:val="es-MX"/>
+        </w:rPr>
+        <w:t>: ¿Qué nos permite ver el CC-</w:t>
+      </w:r>
+      <w:proofErr w:type="spellStart"/>
+      <w:r>
+        <w:rPr>
+          <w:rFonts w:ascii="Times New Roman" w:hAnsi="Times New Roman" w:cs="Times New Roman"/>
+          <w:b/>
+          <w:sz w:val="24"/>
+          <w:szCs w:val="24"/>
+          <w:highlight w:val="yellow"/>
+          <w:lang w:val="es-MX"/>
+        </w:rPr>
+        <w:t>CoNA</w:t>
+      </w:r>
+      <w:proofErr w:type="spellEnd"/>
+      <w:r>
+        <w:rPr>
+          <w:rFonts w:ascii="Times New Roman" w:hAnsi="Times New Roman" w:cs="Times New Roman"/>
+          <w:b/>
+          <w:sz w:val="24"/>
+          <w:szCs w:val="24"/>
+          <w:highlight w:val="yellow"/>
+          <w:lang w:val="es-MX"/>
+        </w:rPr>
+        <w:t>?</w:t>
+      </w:r>
+      <w:bookmarkStart w:id="0" w:name="_GoBack"/>
+      <w:bookmarkEnd w:id="0"/>
     </w:p>
     <w:p>
       <w:pPr>
@@ -3721,319 +4286,19 @@
           <w:b/>
           <w:sz w:val="24"/>
           <w:szCs w:val="24"/>
-          <w:lang w:val="en-US"/>
+          <w:lang w:val="es-MX"/>
         </w:rPr>
       </w:pPr>
-    </w:p>
-    <w:p>
-      <w:pPr>
+      <w:r>
         <w:rPr>
           <w:rFonts w:ascii="Times New Roman" w:hAnsi="Times New Roman" w:cs="Times New Roman"/>
           <w:b/>
           <w:sz w:val="24"/>
           <w:szCs w:val="24"/>
-          <w:lang w:val="en-US"/>
-        </w:rPr>
-      </w:pPr>
-    </w:p>
-    <w:p>
-      <w:pPr>
-        <w:rPr>
-          <w:rFonts w:ascii="Times New Roman" w:hAnsi="Times New Roman" w:cs="Times New Roman"/>
-          <w:b/>
-          <w:sz w:val="24"/>
-          <w:szCs w:val="24"/>
-          <w:lang w:val="en-US"/>
-        </w:rPr>
-      </w:pPr>
-    </w:p>
-    <w:p>
-      <w:pPr>
-        <w:rPr>
-          <w:rFonts w:ascii="Times New Roman" w:hAnsi="Times New Roman" w:cs="Times New Roman"/>
-          <w:b/>
-          <w:sz w:val="24"/>
-          <w:szCs w:val="24"/>
-          <w:lang w:val="en-US"/>
-        </w:rPr>
-      </w:pPr>
-    </w:p>
-    <w:p>
-      <w:pPr>
-        <w:rPr>
-          <w:rFonts w:ascii="Times New Roman" w:hAnsi="Times New Roman" w:cs="Times New Roman"/>
-          <w:b/>
-          <w:sz w:val="24"/>
-          <w:szCs w:val="24"/>
-          <w:lang w:val="en-US"/>
-        </w:rPr>
-      </w:pPr>
-    </w:p>
-    <w:p>
-      <w:pPr>
-        <w:rPr>
-          <w:rFonts w:ascii="Times New Roman" w:hAnsi="Times New Roman" w:cs="Times New Roman"/>
-          <w:b/>
-          <w:sz w:val="24"/>
-          <w:szCs w:val="24"/>
-          <w:lang w:val="en-US"/>
-        </w:rPr>
-      </w:pPr>
-    </w:p>
-    <w:p>
-      <w:pPr>
-        <w:rPr>
-          <w:rFonts w:ascii="Times New Roman" w:hAnsi="Times New Roman" w:cs="Times New Roman"/>
-          <w:b/>
-          <w:sz w:val="24"/>
-          <w:szCs w:val="24"/>
-          <w:lang w:val="en-US"/>
-        </w:rPr>
-      </w:pPr>
-    </w:p>
-    <w:p>
-      <w:pPr>
-        <w:rPr>
-          <w:rFonts w:ascii="Times New Roman" w:hAnsi="Times New Roman" w:cs="Times New Roman"/>
-          <w:b/>
-          <w:sz w:val="24"/>
-          <w:szCs w:val="24"/>
-          <w:lang w:val="en-US"/>
-        </w:rPr>
-      </w:pPr>
-    </w:p>
-    <w:p>
-      <w:pPr>
-        <w:rPr>
-          <w:rFonts w:ascii="Times New Roman" w:hAnsi="Times New Roman" w:cs="Times New Roman"/>
-          <w:b/>
-          <w:sz w:val="24"/>
-          <w:szCs w:val="24"/>
-          <w:lang w:val="en-US"/>
-        </w:rPr>
-      </w:pPr>
-    </w:p>
-    <w:p>
-      <w:pPr>
-        <w:rPr>
-          <w:rFonts w:ascii="Times New Roman" w:hAnsi="Times New Roman" w:cs="Times New Roman"/>
-          <w:b/>
-          <w:sz w:val="24"/>
-          <w:szCs w:val="24"/>
-          <w:lang w:val="en-US"/>
-        </w:rPr>
-      </w:pPr>
-    </w:p>
-    <w:p>
-      <w:pPr>
-        <w:rPr>
-          <w:rFonts w:ascii="Times New Roman" w:hAnsi="Times New Roman" w:cs="Times New Roman"/>
-          <w:b/>
-          <w:sz w:val="24"/>
-          <w:szCs w:val="24"/>
-          <w:lang w:val="en-US"/>
-        </w:rPr>
-      </w:pPr>
-    </w:p>
-    <w:p>
-      <w:pPr>
-        <w:rPr>
-          <w:rFonts w:ascii="Times New Roman" w:hAnsi="Times New Roman" w:cs="Times New Roman"/>
-          <w:b/>
-          <w:sz w:val="24"/>
-          <w:szCs w:val="24"/>
-          <w:lang w:val="en-US"/>
-        </w:rPr>
-      </w:pPr>
-    </w:p>
-    <w:p>
-      <w:pPr>
-        <w:rPr>
-          <w:rFonts w:ascii="Times New Roman" w:hAnsi="Times New Roman" w:cs="Times New Roman"/>
-          <w:b/>
-          <w:sz w:val="24"/>
-          <w:szCs w:val="24"/>
-          <w:lang w:val="en-US"/>
-        </w:rPr>
-      </w:pPr>
-    </w:p>
-    <w:p>
-      <w:pPr>
-        <w:rPr>
-          <w:rFonts w:ascii="Times New Roman" w:hAnsi="Times New Roman" w:cs="Times New Roman"/>
-          <w:b/>
-          <w:sz w:val="24"/>
-          <w:szCs w:val="24"/>
-          <w:lang w:val="en-US"/>
-        </w:rPr>
-      </w:pPr>
-    </w:p>
-    <w:p>
-      <w:pPr>
-        <w:rPr>
-          <w:rFonts w:ascii="Times New Roman" w:hAnsi="Times New Roman" w:cs="Times New Roman"/>
-          <w:b/>
-          <w:sz w:val="24"/>
-          <w:szCs w:val="24"/>
-          <w:lang w:val="en-US"/>
-        </w:rPr>
-      </w:pPr>
-    </w:p>
-    <w:p>
-      <w:pPr>
-        <w:rPr>
-          <w:rFonts w:ascii="Times New Roman" w:hAnsi="Times New Roman" w:cs="Times New Roman"/>
-          <w:b/>
-          <w:sz w:val="24"/>
-          <w:szCs w:val="24"/>
-          <w:lang w:val="en-US"/>
-        </w:rPr>
-      </w:pPr>
-    </w:p>
-    <w:p>
-      <w:pPr>
-        <w:rPr>
-          <w:rFonts w:ascii="Times New Roman" w:hAnsi="Times New Roman" w:cs="Times New Roman"/>
-          <w:b/>
-          <w:sz w:val="24"/>
-          <w:szCs w:val="24"/>
-          <w:lang w:val="en-US"/>
-        </w:rPr>
-      </w:pPr>
-    </w:p>
-    <w:p>
-      <w:pPr>
-        <w:rPr>
-          <w:rFonts w:ascii="Times New Roman" w:hAnsi="Times New Roman" w:cs="Times New Roman"/>
-          <w:b/>
-          <w:sz w:val="24"/>
-          <w:szCs w:val="24"/>
-          <w:lang w:val="en-US"/>
-        </w:rPr>
-      </w:pPr>
-    </w:p>
-    <w:p>
-      <w:pPr>
-        <w:rPr>
-          <w:rFonts w:ascii="Times New Roman" w:hAnsi="Times New Roman" w:cs="Times New Roman"/>
-          <w:b/>
-          <w:sz w:val="24"/>
-          <w:szCs w:val="24"/>
-          <w:lang w:val="en-US"/>
-        </w:rPr>
-      </w:pPr>
-    </w:p>
-    <w:p>
-      <w:pPr>
-        <w:rPr>
-          <w:rFonts w:ascii="Times New Roman" w:hAnsi="Times New Roman" w:cs="Times New Roman"/>
-          <w:b/>
-          <w:sz w:val="24"/>
-          <w:szCs w:val="24"/>
-          <w:lang w:val="es-MX"/>
-        </w:rPr>
-      </w:pPr>
-      <w:r>
-        <w:rPr>
-          <w:rFonts w:ascii="Times New Roman" w:hAnsi="Times New Roman" w:cs="Times New Roman"/>
-          <w:b/>
-          <w:sz w:val="24"/>
-          <w:szCs w:val="24"/>
-          <w:lang w:val="es-MX"/>
-        </w:rPr>
-        <w:t>Párrafo 4: problema de asequibilidad y el caso de Cali</w:t>
-      </w:r>
-    </w:p>
-    <w:p>
-      <w:pPr>
-        <w:rPr>
-          <w:rFonts w:ascii="Times New Roman" w:hAnsi="Times New Roman" w:cs="Times New Roman"/>
-          <w:sz w:val="24"/>
-          <w:szCs w:val="24"/>
-          <w:lang w:val="en-US"/>
-        </w:rPr>
-      </w:pPr>
-      <w:r>
-        <w:rPr>
-          <w:rFonts w:ascii="Times New Roman" w:hAnsi="Times New Roman" w:cs="Times New Roman"/>
-          <w:sz w:val="24"/>
-          <w:szCs w:val="24"/>
-          <w:lang w:val="en-US"/>
-        </w:rPr>
-        <w:t>Our primary finding is th</w:t>
-      </w:r>
-      <w:r>
-        <w:rPr>
-          <w:rFonts w:ascii="Times New Roman" w:hAnsi="Times New Roman" w:cs="Times New Roman"/>
-          <w:sz w:val="24"/>
-          <w:szCs w:val="24"/>
-          <w:lang w:val="en-US"/>
-        </w:rPr>
-        <w:t>at…</w:t>
-      </w:r>
-    </w:p>
-    <w:p>
-      <w:pPr>
-        <w:rPr>
-          <w:rFonts w:ascii="Times New Roman" w:hAnsi="Times New Roman" w:cs="Times New Roman"/>
-          <w:b/>
-          <w:sz w:val="24"/>
-          <w:szCs w:val="24"/>
-          <w:lang w:val="es-MX"/>
-        </w:rPr>
-      </w:pPr>
-      <w:r>
-        <w:rPr>
-          <w:rFonts w:ascii="Times New Roman" w:hAnsi="Times New Roman" w:cs="Times New Roman"/>
-          <w:b/>
-          <w:sz w:val="24"/>
-          <w:szCs w:val="24"/>
-          <w:lang w:val="es-MX"/>
-        </w:rPr>
-        <w:t>Párrafo 5: falta absoluta de ingresos y comparación con indicadores de pobreza</w:t>
-      </w:r>
-    </w:p>
-    <w:p>
-      <w:pPr>
-        <w:rPr>
-          <w:rFonts w:ascii="Times New Roman" w:hAnsi="Times New Roman" w:cs="Times New Roman"/>
-          <w:b/>
-          <w:sz w:val="24"/>
-          <w:szCs w:val="24"/>
-          <w:lang w:val="es-MX"/>
-        </w:rPr>
-      </w:pPr>
-      <w:r>
-        <w:rPr>
-          <w:rFonts w:ascii="Times New Roman" w:hAnsi="Times New Roman" w:cs="Times New Roman"/>
-          <w:b/>
-          <w:sz w:val="24"/>
-          <w:szCs w:val="24"/>
-          <w:lang w:val="es-MX"/>
-        </w:rPr>
-        <w:t>Párrafo 6: ¿Qué nos permite ver el CC-</w:t>
-      </w:r>
-      <w:proofErr w:type="spellStart"/>
-      <w:r>
-        <w:rPr>
-          <w:rFonts w:ascii="Times New Roman" w:hAnsi="Times New Roman" w:cs="Times New Roman"/>
-          <w:b/>
-          <w:sz w:val="24"/>
-          <w:szCs w:val="24"/>
-          <w:lang w:val="es-MX"/>
-        </w:rPr>
-        <w:t>CoNA</w:t>
-      </w:r>
-      <w:proofErr w:type="spellEnd"/>
-      <w:r>
-        <w:rPr>
-          <w:rFonts w:ascii="Times New Roman" w:hAnsi="Times New Roman" w:cs="Times New Roman"/>
-          <w:b/>
-          <w:sz w:val="24"/>
-          <w:szCs w:val="24"/>
-          <w:lang w:val="es-MX"/>
-        </w:rPr>
-        <w:t>?</w:t>
+          <w:highlight w:val="yellow"/>
+          <w:lang w:val="es-MX"/>
+        </w:rPr>
+        <w:t>Párrafo 8: Limitaciones</w:t>
       </w:r>
     </w:p>
     <w:sectPr>
@@ -4044,6 +4309,56 @@
     </w:sectPr>
   </w:body>
 </w:document>
+</file>
+
+<file path=word/endnotes.xml><?xml version="1.0" encoding="utf-8"?>
+<w:endnotes xmlns:wpc="http://schemas.microsoft.com/office/word/2010/wordprocessingCanvas" xmlns:cx="http://schemas.microsoft.com/office/drawing/2014/chartex" xmlns:cx1="http://schemas.microsoft.com/office/drawing/2015/9/8/chartex" xmlns:cx2="http://schemas.microsoft.com/office/drawing/2015/10/21/chartex" xmlns:cx3="http://schemas.microsoft.com/office/drawing/2016/5/9/chartex" xmlns:cx4="http://schemas.microsoft.com/office/drawing/2016/5/10/chartex" xmlns:cx5="http://schemas.microsoft.com/office/drawing/2016/5/11/chartex" xmlns:cx6="http://schemas.microsoft.com/office/drawing/2016/5/12/chartex" xmlns:cx7="http://schemas.microsoft.com/office/drawing/2016/5/13/chartex" xmlns:cx8="http://schemas.microsoft.com/office/drawing/2016/5/14/chartex" xmlns:mc="http://schemas.openxmlformats.org/markup-compatibility/2006" xmlns:aink="http://schemas.microsoft.com/office/drawing/2016/ink" xmlns:am3d="http://schemas.microsoft.com/office/drawing/2017/model3d" xmlns:o="urn:schemas-microsoft-com:office:office" xmlns:r="http://schemas.openxmlformats.org/officeDocument/2006/relationships" xmlns:m="http://schemas.openxmlformats.org/officeDocument/2006/math" xmlns:v="urn:schemas-microsoft-com:vml" xmlns:wp14="http://schemas.microsoft.com/office/word/2010/wordprocessingDrawing" xmlns:wp="http://schemas.openxmlformats.org/drawingml/2006/wordprocessingDrawing" xmlns:w10="urn:schemas-microsoft-com:office:word" xmlns:w="http://schemas.openxmlformats.org/wordprocessingml/2006/main" xmlns:w14="http://schemas.microsoft.com/office/word/2010/wordml" xmlns:w15="http://schemas.microsoft.com/office/word/2012/wordml" xmlns:w16cid="http://schemas.microsoft.com/office/word/2016/wordml/cid" xmlns:w16se="http://schemas.microsoft.com/office/word/2015/wordml/symex" xmlns:wpg="http://schemas.microsoft.com/office/word/2010/wordprocessingGroup" xmlns:wpi="http://schemas.microsoft.com/office/word/2010/wordprocessingInk" xmlns:wne="http://schemas.microsoft.com/office/word/2006/wordml" xmlns:wps="http://schemas.microsoft.com/office/word/2010/wordprocessingShape" mc:Ignorable="w14 w15 w16se w16cid wp14">
+  <w:endnote w:type="separator" w:id="-1">
+    <w:p>
+      <w:pPr>
+        <w:spacing w:after="0" w:line="240" w:lineRule="auto"/>
+      </w:pPr>
+      <w:r>
+        <w:separator/>
+      </w:r>
+    </w:p>
+  </w:endnote>
+  <w:endnote w:type="continuationSeparator" w:id="0">
+    <w:p>
+      <w:pPr>
+        <w:spacing w:after="0" w:line="240" w:lineRule="auto"/>
+      </w:pPr>
+      <w:r>
+        <w:continuationSeparator/>
+      </w:r>
+    </w:p>
+  </w:endnote>
+</w:endnotes>
+</file>
+
+<file path=word/footnotes.xml><?xml version="1.0" encoding="utf-8"?>
+<w:footnotes xmlns:wpc="http://schemas.microsoft.com/office/word/2010/wordprocessingCanvas" xmlns:cx="http://schemas.microsoft.com/office/drawing/2014/chartex" xmlns:cx1="http://schemas.microsoft.com/office/drawing/2015/9/8/chartex" xmlns:cx2="http://schemas.microsoft.com/office/drawing/2015/10/21/chartex" xmlns:cx3="http://schemas.microsoft.com/office/drawing/2016/5/9/chartex" xmlns:cx4="http://schemas.microsoft.com/office/drawing/2016/5/10/chartex" xmlns:cx5="http://schemas.microsoft.com/office/drawing/2016/5/11/chartex" xmlns:cx6="http://schemas.microsoft.com/office/drawing/2016/5/12/chartex" xmlns:cx7="http://schemas.microsoft.com/office/drawing/2016/5/13/chartex" xmlns:cx8="http://schemas.microsoft.com/office/drawing/2016/5/14/chartex" xmlns:mc="http://schemas.openxmlformats.org/markup-compatibility/2006" xmlns:aink="http://schemas.microsoft.com/office/drawing/2016/ink" xmlns:am3d="http://schemas.microsoft.com/office/drawing/2017/model3d" xmlns:o="urn:schemas-microsoft-com:office:office" xmlns:r="http://schemas.openxmlformats.org/officeDocument/2006/relationships" xmlns:m="http://schemas.openxmlformats.org/officeDocument/2006/math" xmlns:v="urn:schemas-microsoft-com:vml" xmlns:wp14="http://schemas.microsoft.com/office/word/2010/wordprocessingDrawing" xmlns:wp="http://schemas.openxmlformats.org/drawingml/2006/wordprocessingDrawing" xmlns:w10="urn:schemas-microsoft-com:office:word" xmlns:w="http://schemas.openxmlformats.org/wordprocessingml/2006/main" xmlns:w14="http://schemas.microsoft.com/office/word/2010/wordml" xmlns:w15="http://schemas.microsoft.com/office/word/2012/wordml" xmlns:w16cid="http://schemas.microsoft.com/office/word/2016/wordml/cid" xmlns:w16se="http://schemas.microsoft.com/office/word/2015/wordml/symex" xmlns:wpg="http://schemas.microsoft.com/office/word/2010/wordprocessingGroup" xmlns:wpi="http://schemas.microsoft.com/office/word/2010/wordprocessingInk" xmlns:wne="http://schemas.microsoft.com/office/word/2006/wordml" xmlns:wps="http://schemas.microsoft.com/office/word/2010/wordprocessingShape" mc:Ignorable="w14 w15 w16se w16cid wp14">
+  <w:footnote w:type="separator" w:id="-1">
+    <w:p>
+      <w:pPr>
+        <w:spacing w:after="0" w:line="240" w:lineRule="auto"/>
+      </w:pPr>
+      <w:r>
+        <w:separator/>
+      </w:r>
+    </w:p>
+  </w:footnote>
+  <w:footnote w:type="continuationSeparator" w:id="0">
+    <w:p>
+      <w:pPr>
+        <w:spacing w:after="0" w:line="240" w:lineRule="auto"/>
+      </w:pPr>
+      <w:r>
+        <w:continuationSeparator/>
+      </w:r>
+    </w:p>
+  </w:footnote>
+</w:footnotes>
 </file>
 
 <file path=word/numbering.xml><?xml version="1.0" encoding="utf-8"?>
@@ -4161,6 +4476,95 @@
     </w:lvl>
   </w:abstractNum>
   <w:abstractNum w:abstractNumId="1" w15:restartNumberingAfterBreak="0">
+    <w:nsid w:val="517B210D"/>
+    <w:multiLevelType w:val="hybridMultilevel"/>
+    <w:tmpl w:val="6FFC7308"/>
+    <w:lvl w:ilvl="0" w:tplc="6A7A4632">
+      <w:start w:val="1"/>
+      <w:numFmt w:val="upperRoman"/>
+      <w:lvlText w:val="%1."/>
+      <w:lvlJc w:val="left"/>
+      <w:pPr>
+        <w:ind w:left="1080" w:hanging="720"/>
+      </w:pPr>
+      <w:rPr>
+        <w:rFonts w:hint="default"/>
+      </w:rPr>
+    </w:lvl>
+    <w:lvl w:ilvl="1" w:tplc="240A0019" w:tentative="1">
+      <w:start w:val="1"/>
+      <w:numFmt w:val="lowerLetter"/>
+      <w:lvlText w:val="%2."/>
+      <w:lvlJc w:val="left"/>
+      <w:pPr>
+        <w:ind w:left="1440" w:hanging="360"/>
+      </w:pPr>
+    </w:lvl>
+    <w:lvl w:ilvl="2" w:tplc="240A001B" w:tentative="1">
+      <w:start w:val="1"/>
+      <w:numFmt w:val="lowerRoman"/>
+      <w:lvlText w:val="%3."/>
+      <w:lvlJc w:val="right"/>
+      <w:pPr>
+        <w:ind w:left="2160" w:hanging="180"/>
+      </w:pPr>
+    </w:lvl>
+    <w:lvl w:ilvl="3" w:tplc="240A000F" w:tentative="1">
+      <w:start w:val="1"/>
+      <w:numFmt w:val="decimal"/>
+      <w:lvlText w:val="%4."/>
+      <w:lvlJc w:val="left"/>
+      <w:pPr>
+        <w:ind w:left="2880" w:hanging="360"/>
+      </w:pPr>
+    </w:lvl>
+    <w:lvl w:ilvl="4" w:tplc="240A0019" w:tentative="1">
+      <w:start w:val="1"/>
+      <w:numFmt w:val="lowerLetter"/>
+      <w:lvlText w:val="%5."/>
+      <w:lvlJc w:val="left"/>
+      <w:pPr>
+        <w:ind w:left="3600" w:hanging="360"/>
+      </w:pPr>
+    </w:lvl>
+    <w:lvl w:ilvl="5" w:tplc="240A001B" w:tentative="1">
+      <w:start w:val="1"/>
+      <w:numFmt w:val="lowerRoman"/>
+      <w:lvlText w:val="%6."/>
+      <w:lvlJc w:val="right"/>
+      <w:pPr>
+        <w:ind w:left="4320" w:hanging="180"/>
+      </w:pPr>
+    </w:lvl>
+    <w:lvl w:ilvl="6" w:tplc="240A000F" w:tentative="1">
+      <w:start w:val="1"/>
+      <w:numFmt w:val="decimal"/>
+      <w:lvlText w:val="%7."/>
+      <w:lvlJc w:val="left"/>
+      <w:pPr>
+        <w:ind w:left="5040" w:hanging="360"/>
+      </w:pPr>
+    </w:lvl>
+    <w:lvl w:ilvl="7" w:tplc="240A0019" w:tentative="1">
+      <w:start w:val="1"/>
+      <w:numFmt w:val="lowerLetter"/>
+      <w:lvlText w:val="%8."/>
+      <w:lvlJc w:val="left"/>
+      <w:pPr>
+        <w:ind w:left="5760" w:hanging="360"/>
+      </w:pPr>
+    </w:lvl>
+    <w:lvl w:ilvl="8" w:tplc="240A001B" w:tentative="1">
+      <w:start w:val="1"/>
+      <w:numFmt w:val="lowerRoman"/>
+      <w:lvlText w:val="%9."/>
+      <w:lvlJc w:val="right"/>
+      <w:pPr>
+        <w:ind w:left="6480" w:hanging="180"/>
+      </w:pPr>
+    </w:lvl>
+  </w:abstractNum>
+  <w:abstractNum w:abstractNumId="2" w15:restartNumberingAfterBreak="0">
     <w:nsid w:val="75B5780E"/>
     <w:multiLevelType w:val="hybridMultilevel"/>
     <w:tmpl w:val="8C786256"/>
@@ -4273,10 +4677,13 @@
     </w:lvl>
   </w:abstractNum>
   <w:num w:numId="1">
-    <w:abstractNumId w:val="1"/>
+    <w:abstractNumId w:val="2"/>
   </w:num>
   <w:num w:numId="2">
     <w:abstractNumId w:val="0"/>
+  </w:num>
+  <w:num w:numId="3">
+    <w:abstractNumId w:val="1"/>
   </w:num>
 </w:numbering>
 </file>
@@ -4734,6 +5141,50 @@
       <w:lang w:eastAsia="es-CO"/>
     </w:rPr>
   </w:style>
+  <w:style w:type="paragraph" w:styleId="Encabezado">
+    <w:name w:val="header"/>
+    <w:basedOn w:val="Normal"/>
+    <w:link w:val="EncabezadoCar"/>
+    <w:uiPriority w:val="99"/>
+    <w:unhideWhenUsed/>
+    <w:rsid w:val="008A4CC2"/>
+    <w:pPr>
+      <w:tabs>
+        <w:tab w:val="center" w:pos="4419"/>
+        <w:tab w:val="right" w:pos="8838"/>
+      </w:tabs>
+      <w:spacing w:after="0" w:line="240" w:lineRule="auto"/>
+    </w:pPr>
+  </w:style>
+  <w:style w:type="character" w:customStyle="1" w:styleId="EncabezadoCar">
+    <w:name w:val="Encabezado Car"/>
+    <w:basedOn w:val="Fuentedeprrafopredeter"/>
+    <w:link w:val="Encabezado"/>
+    <w:uiPriority w:val="99"/>
+    <w:rsid w:val="008A4CC2"/>
+  </w:style>
+  <w:style w:type="paragraph" w:styleId="Piedepgina">
+    <w:name w:val="footer"/>
+    <w:basedOn w:val="Normal"/>
+    <w:link w:val="PiedepginaCar"/>
+    <w:uiPriority w:val="99"/>
+    <w:unhideWhenUsed/>
+    <w:rsid w:val="008A4CC2"/>
+    <w:pPr>
+      <w:tabs>
+        <w:tab w:val="center" w:pos="4419"/>
+        <w:tab w:val="right" w:pos="8838"/>
+      </w:tabs>
+      <w:spacing w:after="0" w:line="240" w:lineRule="auto"/>
+    </w:pPr>
+  </w:style>
+  <w:style w:type="character" w:customStyle="1" w:styleId="PiedepginaCar">
+    <w:name w:val="Pie de página Car"/>
+    <w:basedOn w:val="Fuentedeprrafopredeter"/>
+    <w:link w:val="Piedepgina"/>
+    <w:uiPriority w:val="99"/>
+    <w:rsid w:val="008A4CC2"/>
+  </w:style>
 </w:styles>
 </file>
 
